--- a/分析挖掘/瑞幸微博评论文本情感分析/关于瑞幸，你可能真的没看懂.docx
+++ b/分析挖掘/瑞幸微博评论文本情感分析/关于瑞幸，你可能真的没看懂.docx
@@ -8,7 +8,7 @@
         <w:shd w:val="clear" w:color="auto" w:fill="FFFFFF"/>
         <w:jc w:val="left"/>
         <w:rPr>
-          <w:rFonts w:ascii="inherit" w:eastAsia="宋体" w:hAnsi="inherit" w:cs="Arial"/>
+          <w:rFonts w:ascii="inherit" w:eastAsia="宋体" w:hAnsi="inherit" w:cs="Arial" w:hint="eastAsia"/>
           <w:b/>
           <w:bCs/>
           <w:color w:val="2F2F2F"/>
@@ -331,7 +331,7 @@
         <w:jc w:val="left"/>
         <w:outlineLvl w:val="3"/>
         <w:rPr>
-          <w:rFonts w:ascii="inherit" w:eastAsia="宋体" w:hAnsi="inherit" w:cs="Arial"/>
+          <w:rFonts w:ascii="inherit" w:eastAsia="宋体" w:hAnsi="inherit" w:cs="Arial" w:hint="eastAsia"/>
           <w:b/>
           <w:bCs/>
           <w:color w:val="2F2F2F"/>
@@ -2420,7 +2420,7 @@
         <w:spacing w:after="300"/>
         <w:jc w:val="left"/>
         <w:rPr>
-          <w:rFonts w:ascii="Consolas" w:eastAsia="宋体" w:hAnsi="Consolas" w:cs="Consolas" w:hint="eastAsia"/>
+          <w:rFonts w:ascii="Consolas" w:eastAsia="宋体" w:hAnsi="Consolas" w:cs="Consolas"/>
           <w:color w:val="ABB2BF"/>
           <w:kern w:val="0"/>
           <w:sz w:val="20"/>
@@ -3049,7 +3049,7 @@
         <w:spacing w:after="300"/>
         <w:jc w:val="left"/>
         <w:rPr>
-          <w:rFonts w:ascii="Consolas" w:eastAsia="宋体" w:hAnsi="Consolas" w:cs="Consolas" w:hint="eastAsia"/>
+          <w:rFonts w:ascii="Consolas" w:eastAsia="宋体" w:hAnsi="Consolas" w:cs="Consolas"/>
           <w:color w:val="ABB2BF"/>
           <w:kern w:val="0"/>
           <w:sz w:val="20"/>
@@ -3962,7 +3962,7 @@
         <w:spacing w:after="300"/>
         <w:jc w:val="left"/>
         <w:rPr>
-          <w:rFonts w:ascii="Consolas" w:eastAsia="宋体" w:hAnsi="Consolas" w:cs="Consolas" w:hint="eastAsia"/>
+          <w:rFonts w:ascii="Consolas" w:eastAsia="宋体" w:hAnsi="Consolas" w:cs="Consolas"/>
           <w:color w:val="ABB2BF"/>
           <w:kern w:val="0"/>
           <w:sz w:val="20"/>
@@ -4119,7 +4119,7 @@
         <w:spacing w:after="300"/>
         <w:jc w:val="left"/>
         <w:rPr>
-          <w:rFonts w:ascii="Consolas" w:eastAsia="宋体" w:hAnsi="Consolas" w:cs="Consolas" w:hint="eastAsia"/>
+          <w:rFonts w:ascii="Consolas" w:eastAsia="宋体" w:hAnsi="Consolas" w:cs="Consolas"/>
           <w:color w:val="ABB2BF"/>
           <w:kern w:val="0"/>
           <w:sz w:val="20"/>
@@ -6191,7 +6191,6 @@
           <w:szCs w:val="20"/>
           <w:bdr w:val="none" w:sz="0" w:space="0" w:color="auto" w:frame="1"/>
         </w:rPr>
-        <w:lastRenderedPageBreak/>
         <w:t xml:space="preserve">    input_key = driver.find_element_by_xpath(</w:t>
       </w:r>
       <w:r>
@@ -6265,6 +6264,7 @@
           <w:szCs w:val="20"/>
           <w:bdr w:val="none" w:sz="0" w:space="0" w:color="auto" w:frame="1"/>
         </w:rPr>
+        <w:lastRenderedPageBreak/>
         <w:t xml:space="preserve">    input_key.clear()</w:t>
       </w:r>
     </w:p>
@@ -6467,7 +6467,7 @@
         <w:spacing w:after="300"/>
         <w:jc w:val="left"/>
         <w:rPr>
-          <w:rFonts w:ascii="Consolas" w:eastAsia="宋体" w:hAnsi="Consolas" w:cs="Consolas" w:hint="eastAsia"/>
+          <w:rFonts w:ascii="Consolas" w:eastAsia="宋体" w:hAnsi="Consolas" w:cs="Consolas"/>
           <w:color w:val="ABB2BF"/>
           <w:kern w:val="0"/>
           <w:sz w:val="20"/>
@@ -7620,7 +7620,6 @@
           <w:szCs w:val="20"/>
           <w:bdr w:val="none" w:sz="0" w:space="0" w:color="auto" w:frame="1"/>
         </w:rPr>
-        <w:lastRenderedPageBreak/>
         <w:t xml:space="preserve">            content_info[</w:t>
       </w:r>
       <w:r>
@@ -7738,6 +7737,7 @@
           <w:szCs w:val="20"/>
           <w:bdr w:val="none" w:sz="0" w:space="0" w:color="auto" w:frame="1"/>
         </w:rPr>
+        <w:lastRenderedPageBreak/>
         <w:t xml:space="preserve">            content_info[</w:t>
       </w:r>
       <w:r>
@@ -9160,7 +9160,6 @@
           <w:szCs w:val="20"/>
           <w:bdr w:val="none" w:sz="0" w:space="0" w:color="auto" w:frame="1"/>
         </w:rPr>
-        <w:lastRenderedPageBreak/>
         <w:t xml:space="preserve">        print(content_info_list)</w:t>
       </w:r>
     </w:p>
@@ -9336,6 +9335,7 @@
           <w:szCs w:val="20"/>
           <w:bdr w:val="none" w:sz="0" w:space="0" w:color="auto" w:frame="1"/>
         </w:rPr>
+        <w:lastRenderedPageBreak/>
         <w:t xml:space="preserve">    print(</w:t>
       </w:r>
       <w:r>
@@ -9997,7 +9997,7 @@
         <w:jc w:val="left"/>
         <w:outlineLvl w:val="3"/>
         <w:rPr>
-          <w:rFonts w:ascii="inherit" w:eastAsia="宋体" w:hAnsi="inherit" w:cs="Arial"/>
+          <w:rFonts w:ascii="inherit" w:eastAsia="宋体" w:hAnsi="inherit" w:cs="Arial" w:hint="eastAsia"/>
           <w:b/>
           <w:bCs/>
           <w:color w:val="2F2F2F"/>
@@ -10676,7 +10676,6 @@
           <w:szCs w:val="20"/>
           <w:bdr w:val="none" w:sz="0" w:space="0" w:color="auto" w:frame="1"/>
         </w:rPr>
-        <w:lastRenderedPageBreak/>
         <w:t xml:space="preserve">APP_ID = </w:t>
       </w:r>
       <w:r>
@@ -10846,23 +10845,24 @@
         <w:spacing w:after="300"/>
         <w:jc w:val="left"/>
         <w:rPr>
-          <w:rFonts w:ascii="Consolas" w:eastAsia="宋体" w:hAnsi="Consolas" w:cs="Consolas" w:hint="eastAsia"/>
-          <w:color w:val="ABB2BF"/>
-          <w:kern w:val="0"/>
-          <w:sz w:val="20"/>
-          <w:szCs w:val="20"/>
-          <w:bdr w:val="none" w:sz="0" w:space="0" w:color="auto" w:frame="1"/>
-        </w:rPr>
-      </w:pPr>
-      <w:r>
-        <w:rPr>
-          <w:rFonts w:ascii="Consolas" w:eastAsia="宋体" w:hAnsi="Consolas" w:cs="Consolas"/>
-          <w:color w:val="ABB2BF"/>
-          <w:kern w:val="0"/>
-          <w:sz w:val="20"/>
-          <w:szCs w:val="20"/>
-          <w:bdr w:val="none" w:sz="0" w:space="0" w:color="auto" w:frame="1"/>
-        </w:rPr>
+          <w:rFonts w:ascii="Consolas" w:eastAsia="宋体" w:hAnsi="Consolas" w:cs="Consolas"/>
+          <w:color w:val="ABB2BF"/>
+          <w:kern w:val="0"/>
+          <w:sz w:val="20"/>
+          <w:szCs w:val="20"/>
+          <w:bdr w:val="none" w:sz="0" w:space="0" w:color="auto" w:frame="1"/>
+        </w:rPr>
+      </w:pPr>
+      <w:r>
+        <w:rPr>
+          <w:rFonts w:ascii="Consolas" w:eastAsia="宋体" w:hAnsi="Consolas" w:cs="Consolas"/>
+          <w:color w:val="ABB2BF"/>
+          <w:kern w:val="0"/>
+          <w:sz w:val="20"/>
+          <w:szCs w:val="20"/>
+          <w:bdr w:val="none" w:sz="0" w:space="0" w:color="auto" w:frame="1"/>
+        </w:rPr>
+        <w:lastRenderedPageBreak/>
         <w:t>client = AipNlp(APP_ID, API_KEY, SECRET_KEY)</w:t>
       </w:r>
     </w:p>
@@ -12027,7 +12027,6 @@
           <w:szCs w:val="20"/>
           <w:bdr w:val="none" w:sz="0" w:space="0" w:color="auto" w:frame="1"/>
         </w:rPr>
-        <w:lastRenderedPageBreak/>
         <w:t xml:space="preserve">    data = client.sentimentClassify(text)</w:t>
       </w:r>
     </w:p>
@@ -12638,7 +12637,7 @@
         <w:jc w:val="left"/>
         <w:outlineLvl w:val="3"/>
         <w:rPr>
-          <w:rFonts w:ascii="inherit" w:eastAsia="宋体" w:hAnsi="inherit" w:cs="Arial"/>
+          <w:rFonts w:ascii="inherit" w:eastAsia="宋体" w:hAnsi="inherit" w:cs="Arial" w:hint="eastAsia"/>
           <w:b/>
           <w:bCs/>
           <w:color w:val="2F2F2F"/>
@@ -13413,7 +13412,6 @@
           <w:szCs w:val="20"/>
           <w:bdr w:val="none" w:sz="0" w:space="0" w:color="auto" w:frame="1"/>
         </w:rPr>
-        <w:lastRenderedPageBreak/>
         <w:t xml:space="preserve"> </w:t>
       </w:r>
     </w:p>
@@ -13611,6 +13609,7 @@
           <w:szCs w:val="20"/>
           <w:bdr w:val="none" w:sz="0" w:space="0" w:color="auto" w:frame="1"/>
         </w:rPr>
+        <w:lastRenderedPageBreak/>
         <w:t xml:space="preserve">    </w:t>
       </w:r>
       <w:r>
@@ -14581,7 +14580,6 @@
           <w:sz w:val="24"/>
           <w:szCs w:val="24"/>
         </w:rPr>
-        <w:lastRenderedPageBreak/>
         <w:t>按</w:t>
       </w:r>
       <w:r>
@@ -14798,6 +14796,7 @@
           <w:szCs w:val="20"/>
           <w:bdr w:val="none" w:sz="0" w:space="0" w:color="auto" w:frame="1"/>
         </w:rPr>
+        <w:lastRenderedPageBreak/>
         <w:t>from</w:t>
       </w:r>
       <w:r>
@@ -16440,7 +16439,7 @@
         <w:jc w:val="left"/>
         <w:outlineLvl w:val="4"/>
         <w:rPr>
-          <w:rFonts w:ascii="inherit" w:eastAsia="宋体" w:hAnsi="inherit" w:cs="Arial"/>
+          <w:rFonts w:ascii="inherit" w:eastAsia="宋体" w:hAnsi="inherit" w:cs="Arial" w:hint="eastAsia"/>
           <w:b/>
           <w:bCs/>
           <w:color w:val="2F2F2F"/>
@@ -17397,8 +17396,46 @@
         </w:rPr>
         <w:t>折，实际上按这个折扣力度已经能让瑞幸盈利。如果不再需要为了大量获取新客补贴，盈利还会远吗？</w:t>
       </w:r>
-      <w:bookmarkStart w:id="0" w:name="_GoBack"/>
-      <w:bookmarkEnd w:id="0"/>
+      <w:r>
+        <w:rPr>
+          <w:rFonts w:ascii="Arial" w:eastAsia="宋体" w:hAnsi="Arial" w:cs="Arial" w:hint="eastAsia"/>
+          <w:color w:val="2F2F2F"/>
+          <w:kern w:val="0"/>
+          <w:sz w:val="24"/>
+          <w:szCs w:val="24"/>
+        </w:rPr>
+        <w:t>那些</w:t>
+      </w:r>
+      <w:r>
+        <w:rPr>
+          <w:rFonts w:ascii="Arial" w:eastAsia="宋体" w:hAnsi="Arial" w:cs="Arial"/>
+          <w:color w:val="2F2F2F"/>
+          <w:kern w:val="0"/>
+          <w:sz w:val="24"/>
+          <w:szCs w:val="24"/>
+        </w:rPr>
+        <w:t>说瑞幸是下一个</w:t>
+      </w:r>
+      <w:r>
+        <w:rPr>
+          <w:rFonts w:ascii="Arial" w:eastAsia="宋体" w:hAnsi="Arial" w:cs="Arial"/>
+          <w:color w:val="2F2F2F"/>
+          <w:kern w:val="0"/>
+          <w:sz w:val="24"/>
+          <w:szCs w:val="24"/>
+        </w:rPr>
+        <w:t>ofo</w:t>
+      </w:r>
+      <w:r>
+        <w:rPr>
+          <w:rFonts w:ascii="Arial" w:eastAsia="宋体" w:hAnsi="Arial" w:cs="Arial"/>
+          <w:color w:val="2F2F2F"/>
+          <w:kern w:val="0"/>
+          <w:sz w:val="24"/>
+          <w:szCs w:val="24"/>
+        </w:rPr>
+        <w:t>的可以歇歇了。</w:t>
+      </w:r>
     </w:p>
     <w:p>
       <w:pPr>
@@ -17444,6 +17481,8 @@
           </wp:inline>
         </w:drawing>
       </w:r>
+      <w:bookmarkStart w:id="0" w:name="_GoBack"/>
+      <w:bookmarkEnd w:id="0"/>
     </w:p>
     <w:sectPr>
       <w:pgSz w:w="11906" w:h="16838"/>

--- a/分析挖掘/瑞幸微博评论文本情感分析/关于瑞幸，你可能真的没看懂.docx
+++ b/分析挖掘/瑞幸微博评论文本情感分析/关于瑞幸，你可能真的没看懂.docx
@@ -6,7 +6,7 @@
       <w:pPr>
         <w:widowControl/>
         <w:shd w:val="clear" w:color="auto" w:fill="FFFFFF"/>
-        <w:jc w:val="left"/>
+        <w:jc w:val="center"/>
         <w:rPr>
           <w:rFonts w:ascii="inherit" w:eastAsia="宋体" w:hAnsi="inherit" w:cs="Arial" w:hint="eastAsia"/>
           <w:b/>
@@ -17,6 +17,32 @@
           <w:szCs w:val="36"/>
         </w:rPr>
       </w:pPr>
+      <w:r>
+        <w:rPr>
+          <w:rFonts w:ascii="inherit" w:eastAsia="宋体" w:hAnsi="inherit" w:cs="Arial" w:hint="eastAsia"/>
+          <w:b/>
+          <w:bCs/>
+          <w:color w:val="2F2F2F"/>
+          <w:kern w:val="0"/>
+          <w:sz w:val="36"/>
+          <w:szCs w:val="36"/>
+        </w:rPr>
+        <w:t>关于</w:t>
+      </w:r>
+      <w:r>
+        <w:rPr>
+          <w:rFonts w:ascii="inherit" w:eastAsia="宋体" w:hAnsi="inherit" w:cs="Arial"/>
+          <w:b/>
+          <w:bCs/>
+          <w:color w:val="2F2F2F"/>
+          <w:kern w:val="0"/>
+          <w:sz w:val="36"/>
+          <w:szCs w:val="36"/>
+        </w:rPr>
+        <w:t>瑞幸，你可能真的没看懂</w:t>
+      </w:r>
+      <w:bookmarkStart w:id="0" w:name="_GoBack"/>
+      <w:bookmarkEnd w:id="0"/>
     </w:p>
     <w:p>
       <w:pPr>
@@ -17339,7 +17365,7 @@
         <w:shd w:val="clear" w:color="auto" w:fill="FFFFFF"/>
         <w:jc w:val="left"/>
         <w:rPr>
-          <w:rFonts w:ascii="Arial" w:eastAsia="宋体" w:hAnsi="Arial" w:cs="Arial" w:hint="eastAsia"/>
+          <w:rFonts w:ascii="Arial" w:eastAsia="宋体" w:hAnsi="Arial" w:cs="Arial"/>
           <w:color w:val="2F2F2F"/>
           <w:kern w:val="0"/>
           <w:sz w:val="24"/>
@@ -17481,8 +17507,6 @@
           </wp:inline>
         </w:drawing>
       </w:r>
-      <w:bookmarkStart w:id="0" w:name="_GoBack"/>
-      <w:bookmarkEnd w:id="0"/>
     </w:p>
     <w:sectPr>
       <w:pgSz w:w="11906" w:h="16838"/>
